--- a/output/docx/fr/BUFRCREX_TableB_fr_02.docx
+++ b/output/docx/fr/BUFRCREX_TableB_fr_02.docx
@@ -3513,7 +3513,7 @@
                 <w:b w:val="0"/>
                 <w:sz w:val="16"/>
               </w:rPr>
-              <w:t>Note 47: HIRS* signifie: canaux HIRS 1 (669 cm-1) 2 (679 cm-1) 3 (690 cm-1) 4 (2358 cm-1)</w:t>
+              <w:t>(voir Note 8)</w:t>
             </w:r>
           </w:p>
         </w:tc>
@@ -23531,7 +23531,7 @@
                 <w:b w:val="0"/>
                 <w:sz w:val="16"/>
               </w:rPr>
-              <w:t>Note 111: Il est à noter que le descripteur 0 02 140 est l’angle d’azimut mesuré dans le sens inverse des aiguilles d’une montre à partir du vecteur de mouvement du satellite.</w:t>
+              <w:t>Note B111: Il est à noter que le descripteur 0 02 140 est l’angle d’azimut mesuré dans le sens inverse des aiguilles d’une montre à partir du vecteur de mouvement du satellite.</w:t>
             </w:r>
           </w:p>
         </w:tc>
@@ -23916,7 +23916,7 @@
                 <w:b w:val="0"/>
                 <w:sz w:val="16"/>
               </w:rPr>
-              <w:t>Note 91: Dans le descripteur 0 02 142: le numéro de série/identification de l’instrument de mesure de l’ozone est d’une longueur de quatre caractères. Pour les instruments Dobson japonais, tronquer le(s) premier(s) chiffre(s).</w:t>
+              <w:t>Note B91: Dans le descripteur 0 02 142: le numéro de série/identification de l’instrument de mesure de l’ozone est d’une longueur de quatre caractères. Pour les instruments Dobson japonais, tronquer le(s) premier(s) chiffre(s).</w:t>
             </w:r>
           </w:p>
         </w:tc>
@@ -25837,7 +25837,7 @@
                 <w:b w:val="0"/>
                 <w:sz w:val="16"/>
               </w:rPr>
-              <w:t>Note 46: Le descripteur 0 02 019 devrait être utilisé au lieu du descripteur 0 02 152 pour l’identification d’un seul instrument satellitaire.</w:t>
+              <w:t>Note B46: Le descripteur 0 02 019 devrait être utilisé au lieu du descripteur 0 02 152 pour l’identification d’un seul instrument satellitaire.</w:t>
             </w:r>
           </w:p>
         </w:tc>
@@ -29886,7 +29886,7 @@
                 <w:b w:val="0"/>
                 <w:sz w:val="16"/>
               </w:rPr>
-              <w:t>Note 124: Carré de l’angle de visée latérale calculé à partir des paramètres obtenus en bande Ku; unité : 10 –4 deg 2 ; valeur minimale usuelle : 0; valeur maximale usuelle: 900.</w:t>
+              <w:t>Note B124: Carré de l’angle de visée latérale calculé à partir des paramètres obtenus en bande Ku; unité : 10 –4 deg 2 ; valeur minimale usuelle : 0; valeur maximale usuelle: 900.</w:t>
             </w:r>
           </w:p>
         </w:tc>
@@ -33356,7 +33356,7 @@
           <w:i/>
           <w:sz w:val="14"/>
         </w:rPr>
-        <w:t>Note 121: Pour certains éléments de cette classe, une indication de la précision escomptée peut être implicite.</w:t>
+        <w:t>Note B121: Pour certains éléments de cette classe, une indication de la précision escomptée peut être implicite.</w:t>
       </w:r>
     </w:p>
     <w:p>
@@ -33366,7 +33366,7 @@
           <w:i/>
           <w:sz w:val="14"/>
         </w:rPr>
-        <w:t>Note 155: Cette classe peut aussi contenir des éléments concernant les méthodes d’observation.</w:t>
+        <w:t>Note B155: Cette classe peut aussi contenir des éléments concernant les méthodes d’observation.</w:t>
       </w:r>
     </w:p>
     <w:p>
@@ -33376,7 +33376,7 @@
           <w:i/>
           <w:sz w:val="14"/>
         </w:rPr>
-        <w:t>Note 156: La présente classe doit contenir des éléments décrivant les instruments utilisés pour obtenir les éléments météorologiques représentés.</w:t>
+        <w:t>Note B156: La présente classe doit contenir des éléments décrivant les instruments utilisés pour obtenir les éléments météorologiques représentés.</w:t>
       </w:r>
     </w:p>
     <w:sectPr>
